--- a/src/curriculum/module 3/lesson_3.4.docx
+++ b/src/curriculum/module 3/lesson_3.4.docx
@@ -3036,14 +3036,103 @@
     <w:p>
       <w:pPr>
         <w:widowControl w:val="0"/>
-        <w:spacing w:line="240" w:lineRule="auto"/>
-        <w:ind w:left="720"/>
-        <w:rPr>
-          <w:rFonts w:ascii="Calibri" w:eastAsia="Calibri" w:hAnsi="Calibri" w:cs="Calibri"/>
-          <w:sz w:val="24"/>
-          <w:szCs w:val="24"/>
-        </w:rPr>
-      </w:pPr>
+        <w:numPr>
+          <w:ilvl w:val="0"/>
+          <w:numId w:val="4"/>
+        </w:numPr>
+        <w:spacing w:line="240" w:lineRule="auto"/>
+        <w:rPr>
+          <w:rFonts w:ascii="Calibri" w:eastAsia="Calibri" w:hAnsi="Calibri" w:cs="Calibri"/>
+          <w:sz w:val="24"/>
+          <w:szCs w:val="24"/>
+        </w:rPr>
+      </w:pPr>
+      <w:r>
+        <w:t xml:space="preserve">For Ocean Acidification Experiment (see </w:t>
+      </w:r>
+      <w:hyperlink r:id="rId9" w:history="1">
+        <w:r>
+          <w:rPr>
+            <w:rStyle w:val="Hyperlink"/>
+          </w:rPr>
+          <w:t>sample experiment</w:t>
+        </w:r>
+      </w:hyperlink>
+      <w:r>
+        <w:t>)</w:t>
+      </w:r>
+    </w:p>
+    <w:p>
+      <w:pPr>
+        <w:widowControl w:val="0"/>
+        <w:numPr>
+          <w:ilvl w:val="1"/>
+          <w:numId w:val="4"/>
+        </w:numPr>
+        <w:spacing w:line="240" w:lineRule="auto"/>
+        <w:rPr>
+          <w:rFonts w:ascii="Calibri" w:eastAsia="Calibri" w:hAnsi="Calibri" w:cs="Calibri"/>
+          <w:sz w:val="24"/>
+          <w:szCs w:val="24"/>
+        </w:rPr>
+      </w:pPr>
+      <w:r>
+        <w:t>Seashells (you may also use eggshells for faster results)</w:t>
+      </w:r>
+    </w:p>
+    <w:p>
+      <w:pPr>
+        <w:widowControl w:val="0"/>
+        <w:numPr>
+          <w:ilvl w:val="1"/>
+          <w:numId w:val="4"/>
+        </w:numPr>
+        <w:spacing w:line="240" w:lineRule="auto"/>
+        <w:rPr>
+          <w:rFonts w:ascii="Calibri" w:eastAsia="Calibri" w:hAnsi="Calibri" w:cs="Calibri"/>
+          <w:sz w:val="24"/>
+          <w:szCs w:val="24"/>
+        </w:rPr>
+      </w:pPr>
+      <w:r>
+        <w:t>White vinegar</w:t>
+      </w:r>
+    </w:p>
+    <w:p>
+      <w:pPr>
+        <w:widowControl w:val="0"/>
+        <w:numPr>
+          <w:ilvl w:val="1"/>
+          <w:numId w:val="4"/>
+        </w:numPr>
+        <w:spacing w:line="240" w:lineRule="auto"/>
+        <w:rPr>
+          <w:rFonts w:ascii="Calibri" w:eastAsia="Calibri" w:hAnsi="Calibri" w:cs="Calibri"/>
+          <w:sz w:val="24"/>
+          <w:szCs w:val="24"/>
+        </w:rPr>
+      </w:pPr>
+      <w:r>
+        <w:t>Salt water (1½ teaspoon salt + 1 cup water)</w:t>
+      </w:r>
+    </w:p>
+    <w:p>
+      <w:pPr>
+        <w:widowControl w:val="0"/>
+        <w:numPr>
+          <w:ilvl w:val="1"/>
+          <w:numId w:val="4"/>
+        </w:numPr>
+        <w:spacing w:line="240" w:lineRule="auto"/>
+        <w:rPr>
+          <w:rFonts w:ascii="Calibri" w:eastAsia="Calibri" w:hAnsi="Calibri" w:cs="Calibri"/>
+          <w:sz w:val="24"/>
+          <w:szCs w:val="24"/>
+        </w:rPr>
+      </w:pPr>
+      <w:r>
+        <w:t xml:space="preserve">Clear jars, beakers, or cups </w:t>
+      </w:r>
     </w:p>
     <w:p>
       <w:pPr>
@@ -3156,7 +3245,7 @@
         </w:rPr>
         <w:t xml:space="preserve"> (also in Science Journal, p. 51) to model or support students. Review </w:t>
       </w:r>
-      <w:hyperlink r:id="rId9" w:anchor="shared=https%3A%2F%2Fcfm-shared.concord.org%2FH6HdF1yAjn4VAvJZXZ3n%2Ffile.json">
+      <w:hyperlink r:id="rId10" w:anchor="shared=https%3A%2F%2Fcfm-shared.concord.org%2FH6HdF1yAjn4VAvJZXZ3n%2Ffile.json">
         <w:proofErr w:type="spellStart"/>
         <w:r>
           <w:rPr>
@@ -4691,7 +4780,7 @@
                     <pic:cNvPicPr preferRelativeResize="0"/>
                   </pic:nvPicPr>
                   <pic:blipFill>
-                    <a:blip r:embed="rId10"/>
+                    <a:blip r:embed="rId11"/>
                     <a:srcRect/>
                     <a:stretch>
                       <a:fillRect/>
@@ -6151,7 +6240,7 @@
         </w:rPr>
         <w:t>Module 3.4 Ocean Acidification (Student Reflection)</w:t>
       </w:r>
-      <w:hyperlink r:id="rId11">
+      <w:hyperlink r:id="rId12">
         <w:r>
           <w:rPr>
             <w:rFonts w:ascii="Calibri" w:eastAsia="Calibri" w:hAnsi="Calibri" w:cs="Calibri"/>
@@ -6420,7 +6509,7 @@
         </w:rPr>
         <w:t xml:space="preserve"> where students will play the video, </w:t>
       </w:r>
-      <w:hyperlink r:id="rId12">
+      <w:hyperlink r:id="rId13">
         <w:r>
           <w:rPr>
             <w:rFonts w:ascii="Calibri" w:eastAsia="Calibri" w:hAnsi="Calibri" w:cs="Calibri"/>
@@ -6612,7 +6701,7 @@
                     <pic:cNvPicPr preferRelativeResize="0"/>
                   </pic:nvPicPr>
                   <pic:blipFill>
-                    <a:blip r:embed="rId10"/>
+                    <a:blip r:embed="rId11"/>
                     <a:srcRect/>
                     <a:stretch>
                       <a:fillRect/>
@@ -7089,7 +7178,7 @@
         </w:rPr>
         <w:t>web (</w:t>
       </w:r>
-      <w:hyperlink r:id="rId13">
+      <w:hyperlink r:id="rId14">
         <w:r>
           <w:rPr>
             <w:rFonts w:ascii="Calibri" w:eastAsia="Calibri" w:hAnsi="Calibri" w:cs="Calibri"/>
@@ -7120,7 +7209,7 @@
         </w:rPr>
         <w:t xml:space="preserve"> p. 51 in their Science Journals. Here, they will be asked to think about how to apply all the information they have gathered through exploring a </w:t>
       </w:r>
-      <w:hyperlink r:id="rId14" w:anchor="shared=https%3A%2F%2Fcfm-shared.concord.org%2FH6HdF1yAjn4VAvJZXZ3n%2Ffile.json">
+      <w:hyperlink r:id="rId15" w:anchor="shared=https%3A%2F%2Fcfm-shared.concord.org%2FH6HdF1yAjn4VAvJZXZ3n%2Ffile.json">
         <w:r>
           <w:rPr>
             <w:rFonts w:ascii="Calibri" w:eastAsia="Calibri" w:hAnsi="Calibri" w:cs="Calibri"/>
@@ -7215,7 +7304,7 @@
         </w:rPr>
         <w:t xml:space="preserve">where students will see a link to visit a </w:t>
       </w:r>
-      <w:hyperlink r:id="rId15" w:anchor="shared=https%3A%2F%2Fcfm-shared.concord.org%2FH6HdF1yAjn4VAvJZXZ3n%2Ffile.json">
+      <w:hyperlink r:id="rId16" w:anchor="shared=https%3A%2F%2Fcfm-shared.concord.org%2FH6HdF1yAjn4VAvJZXZ3n%2Ffile.json">
         <w:r>
           <w:rPr>
             <w:rFonts w:ascii="Calibri" w:eastAsia="Calibri" w:hAnsi="Calibri" w:cs="Calibri"/>
@@ -7386,7 +7475,7 @@
         </w:rPr>
         <w:t>Day 2: Sage Modeler Instructions)</w:t>
       </w:r>
-      <w:hyperlink r:id="rId16">
+      <w:hyperlink r:id="rId17">
         <w:r>
           <w:rPr>
             <w:rFonts w:ascii="Calibri" w:eastAsia="Calibri" w:hAnsi="Calibri" w:cs="Calibri"/>
@@ -7786,7 +7875,7 @@
         </w:rPr>
         <w:t xml:space="preserve">Have students open their Science Journal in </w:t>
       </w:r>
-      <w:hyperlink r:id="rId17">
+      <w:hyperlink r:id="rId18">
         <w:r>
           <w:rPr>
             <w:rFonts w:ascii="Calibri" w:eastAsia="Calibri" w:hAnsi="Calibri" w:cs="Calibri"/>
@@ -8714,8 +8803,8 @@
       </w:pPr>
     </w:p>
     <w:sectPr>
-      <w:headerReference w:type="default" r:id="rId18"/>
-      <w:footerReference w:type="default" r:id="rId19"/>
+      <w:headerReference w:type="default" r:id="rId19"/>
+      <w:footerReference w:type="default" r:id="rId20"/>
       <w:pgSz w:w="12240" w:h="15840"/>
       <w:pgMar w:top="1440" w:right="1440" w:bottom="1440" w:left="1440" w:header="720" w:footer="720" w:gutter="0"/>
       <w:pgNumType w:start="1"/>
@@ -12137,6 +12226,29 @@
       <w:contextualSpacing/>
     </w:pPr>
   </w:style>
+  <w:style w:type="character" w:styleId="Hyperlink">
+    <w:name w:val="Hyperlink"/>
+    <w:basedOn w:val="DefaultParagraphFont"/>
+    <w:uiPriority w:val="99"/>
+    <w:unhideWhenUsed/>
+    <w:rsid w:val="00804BD0"/>
+    <w:rPr>
+      <w:color w:val="0000FF" w:themeColor="hyperlink"/>
+      <w:u w:val="single"/>
+    </w:rPr>
+  </w:style>
+  <w:style w:type="character" w:styleId="UnresolvedMention">
+    <w:name w:val="Unresolved Mention"/>
+    <w:basedOn w:val="DefaultParagraphFont"/>
+    <w:uiPriority w:val="99"/>
+    <w:semiHidden/>
+    <w:unhideWhenUsed/>
+    <w:rsid w:val="00804BD0"/>
+    <w:rPr>
+      <w:color w:val="605E5C"/>
+      <w:shd w:val="clear" w:color="auto" w:fill="E1DFDD"/>
+    </w:rPr>
+  </w:style>
 </w:styles>
 </file>
 
